--- a/Final Report/Report.docx
+++ b/Final Report/Report.docx
@@ -2,7 +2,13 @@
 <file path=word/document.xml><?xml version="1.0" encoding="utf-8"?>
 <w:document xmlns:wpc="http://schemas.microsoft.com/office/word/2010/wordprocessingCanvas" xmlns:cx="http://schemas.microsoft.com/office/drawing/2014/chartex" xmlns:cx1="http://schemas.microsoft.com/office/drawing/2015/9/8/chartex" xmlns:cx2="http://schemas.microsoft.com/office/drawing/2015/10/21/chartex" xmlns:cx3="http://schemas.microsoft.com/office/drawing/2016/5/9/chartex" xmlns:cx4="http://schemas.microsoft.com/office/drawing/2016/5/10/chartex" xmlns:cx5="http://schemas.microsoft.com/office/drawing/2016/5/11/chartex" xmlns:cx6="http://schemas.microsoft.com/office/drawing/2016/5/12/chartex" xmlns:cx7="http://schemas.microsoft.com/office/drawing/2016/5/13/chartex" xmlns:cx8="http://schemas.microsoft.com/office/drawing/2016/5/14/chartex" xmlns:mc="http://schemas.openxmlformats.org/markup-compatibility/2006" xmlns:aink="http://schemas.microsoft.com/office/drawing/2016/ink" xmlns:am3d="http://schemas.microsoft.com/office/drawing/2017/model3d" xmlns:o="urn:schemas-microsoft-com:office:office" xmlns:oel="http://schemas.microsoft.com/office/2019/extlst" xmlns:r="http://schemas.openxmlformats.org/officeDocument/2006/relationships" xmlns:m="http://schemas.openxmlformats.org/officeDocument/2006/math" xmlns:v="urn:schemas-microsoft-com:vml" xmlns:wp14="http://schemas.microsoft.com/office/word/2010/wordprocessingDrawing" xmlns:wp="http://schemas.openxmlformats.org/drawingml/2006/wordprocessingDrawing" xmlns:w10="urn:schemas-microsoft-com:office:word" xmlns:w="http://schemas.openxmlformats.org/wordprocessingml/2006/main" xmlns:w14="http://schemas.microsoft.com/office/word/2010/wordml" xmlns:w15="http://schemas.microsoft.com/office/word/2012/wordml" xmlns:w16cex="http://schemas.microsoft.com/office/word/2018/wordml/cex" xmlns:w16cid="http://schemas.microsoft.com/office/word/2016/wordml/cid" xmlns:w16="http://schemas.microsoft.com/office/word/2018/wordml" xmlns:w16du="http://schemas.microsoft.com/office/word/2023/wordml/word16du" xmlns:w16sdtdh="http://schemas.microsoft.com/office/word/2020/wordml/sdtdatahash" xmlns:w16se="http://schemas.microsoft.com/office/word/2015/wordml/symex" xmlns:wpg="http://schemas.microsoft.com/office/word/2010/wordprocessingGroup" xmlns:wpi="http://schemas.microsoft.com/office/word/2010/wordprocessingInk" xmlns:wne="http://schemas.microsoft.com/office/word/2006/wordml" xmlns:wps="http://schemas.microsoft.com/office/word/2010/wordprocessingShape" mc:Ignorable="w14 w15 w16se w16cid w16 w16cex w16sdtdh w16du wp14">
   <w:body>
-    <w:p/>
+    <w:p>
+      <w:pPr>
+        <w:rPr>
+          <w:lang w:val="en-IN"/>
+        </w:rPr>
+      </w:pPr>
+    </w:p>
     <w:p/>
     <w:p/>
     <w:p/>
@@ -58,88 +64,7 @@
           <w:szCs w:val="24"/>
           <w:highlight w:val="yellow"/>
         </w:rPr>
-        <w:t xml:space="preserve">I hereby declare that </w:t>
-      </w:r>
-      <w:r>
-        <w:rPr>
-          <w:rFonts w:ascii="Garamond" w:hAnsi="Garamond"/>
-          <w:sz w:val="24"/>
-          <w:szCs w:val="24"/>
-          <w:highlight w:val="yellow"/>
-        </w:rPr>
-        <w:t>this report is an outcome of my own efforts</w:t>
-      </w:r>
-      <w:r>
-        <w:rPr>
-          <w:rFonts w:ascii="Garamond" w:hAnsi="Garamond"/>
-          <w:sz w:val="24"/>
-          <w:szCs w:val="24"/>
-          <w:highlight w:val="yellow"/>
-        </w:rPr>
-        <w:t xml:space="preserve"> and </w:t>
-      </w:r>
-      <w:r>
-        <w:rPr>
-          <w:rFonts w:ascii="Garamond" w:hAnsi="Garamond"/>
-          <w:sz w:val="24"/>
-          <w:szCs w:val="24"/>
-          <w:highlight w:val="yellow"/>
-        </w:rPr>
-        <w:t>findings. T</w:t>
-      </w:r>
-      <w:r>
-        <w:rPr>
-          <w:rFonts w:ascii="Garamond" w:hAnsi="Garamond"/>
-          <w:sz w:val="24"/>
-          <w:szCs w:val="24"/>
-          <w:highlight w:val="yellow"/>
-        </w:rPr>
-        <w:t>he lecture script distributed as part of the course</w:t>
-      </w:r>
-      <w:r>
-        <w:rPr>
-          <w:rFonts w:ascii="Garamond" w:hAnsi="Garamond"/>
-          <w:sz w:val="24"/>
-          <w:szCs w:val="24"/>
-          <w:highlight w:val="yellow"/>
-        </w:rPr>
-        <w:t xml:space="preserve"> has been referred to a great extent</w:t>
-      </w:r>
-      <w:r>
-        <w:rPr>
-          <w:rFonts w:ascii="Garamond" w:hAnsi="Garamond"/>
-          <w:sz w:val="24"/>
-          <w:szCs w:val="24"/>
-          <w:highlight w:val="yellow"/>
-        </w:rPr>
-        <w:t xml:space="preserve">, </w:t>
-      </w:r>
-      <w:r>
-        <w:rPr>
-          <w:rFonts w:ascii="Garamond" w:hAnsi="Garamond"/>
-          <w:sz w:val="24"/>
-          <w:szCs w:val="24"/>
-          <w:highlight w:val="yellow"/>
-        </w:rPr>
-        <w:t>wherever</w:t>
-      </w:r>
-      <w:r>
-        <w:rPr>
-          <w:rFonts w:ascii="Garamond" w:hAnsi="Garamond"/>
-          <w:sz w:val="24"/>
-          <w:szCs w:val="24"/>
-          <w:highlight w:val="yellow"/>
-        </w:rPr>
-        <w:t xml:space="preserve"> applicable</w:t>
-      </w:r>
-      <w:r>
-        <w:rPr>
-          <w:rFonts w:ascii="Garamond" w:hAnsi="Garamond"/>
-          <w:sz w:val="24"/>
-          <w:szCs w:val="24"/>
-          <w:highlight w:val="yellow"/>
-        </w:rPr>
-        <w:t>, for writing this report.</w:t>
+        <w:t>Lorem Ipsum</w:t>
       </w:r>
     </w:p>
     <w:p>
@@ -167,27 +92,8 @@
           <w:rFonts w:ascii="Garamond" w:hAnsi="Garamond"/>
           <w:sz w:val="24"/>
           <w:szCs w:val="24"/>
-          <w:highlight w:val="yellow"/>
-        </w:rPr>
-        <w:t>Braunschweig, July 2</w:t>
-      </w:r>
-      <w:r>
-        <w:rPr>
-          <w:rFonts w:ascii="Garamond" w:hAnsi="Garamond"/>
-          <w:sz w:val="24"/>
-          <w:szCs w:val="24"/>
-          <w:highlight w:val="yellow"/>
-        </w:rPr>
-        <w:t>1</w:t>
-      </w:r>
-      <w:r>
-        <w:rPr>
-          <w:rFonts w:ascii="Garamond" w:hAnsi="Garamond"/>
-          <w:sz w:val="24"/>
-          <w:szCs w:val="24"/>
-          <w:highlight w:val="yellow"/>
-        </w:rPr>
-        <w:t>, 2024.</w:t>
+        </w:rPr>
+        <w:t>[Date]</w:t>
       </w:r>
     </w:p>
     <w:p>
@@ -269,127 +175,6 @@
           <w:szCs w:val="24"/>
         </w:rPr>
       </w:pPr>
-    </w:p>
-    <w:p>
-      <w:pPr>
-        <w:jc w:val="both"/>
-        <w:rPr>
-          <w:rFonts w:ascii="Garamond" w:hAnsi="Garamond"/>
-          <w:sz w:val="24"/>
-          <w:szCs w:val="24"/>
-          <w:highlight w:val="yellow"/>
-        </w:rPr>
-      </w:pPr>
-      <w:r>
-        <w:rPr>
-          <w:rFonts w:ascii="Garamond" w:hAnsi="Garamond"/>
-          <w:sz w:val="24"/>
-          <w:szCs w:val="24"/>
-          <w:highlight w:val="yellow"/>
-        </w:rPr>
-        <w:t xml:space="preserve">I want to express my gratitude to Prof. </w:t>
-      </w:r>
-      <w:r>
-        <w:rPr>
-          <w:rFonts w:ascii="Garamond" w:hAnsi="Garamond"/>
-          <w:sz w:val="24"/>
-          <w:szCs w:val="24"/>
-          <w:highlight w:val="yellow"/>
-        </w:rPr>
-        <w:t xml:space="preserve">Nicole </w:t>
-      </w:r>
-      <w:r>
-        <w:rPr>
-          <w:rFonts w:ascii="Garamond" w:hAnsi="Garamond"/>
-          <w:sz w:val="24"/>
-          <w:szCs w:val="24"/>
-          <w:highlight w:val="yellow"/>
-        </w:rPr>
-        <w:t>Mücke for her efforts and thorough guidance during the coursework, which has made the concept</w:t>
-      </w:r>
-      <w:r>
-        <w:rPr>
-          <w:rFonts w:ascii="Garamond" w:hAnsi="Garamond"/>
-          <w:sz w:val="24"/>
-          <w:szCs w:val="24"/>
-          <w:highlight w:val="yellow"/>
-        </w:rPr>
-        <w:t>s</w:t>
-      </w:r>
-      <w:r>
-        <w:rPr>
-          <w:rFonts w:ascii="Garamond" w:hAnsi="Garamond"/>
-          <w:sz w:val="24"/>
-          <w:szCs w:val="24"/>
-          <w:highlight w:val="yellow"/>
-        </w:rPr>
-        <w:t xml:space="preserve"> more interesting and easily comprehensible. </w:t>
-      </w:r>
-      <w:r>
-        <w:rPr>
-          <w:rFonts w:ascii="Garamond" w:hAnsi="Garamond"/>
-          <w:sz w:val="24"/>
-          <w:szCs w:val="24"/>
-          <w:highlight w:val="yellow"/>
-        </w:rPr>
-        <w:t xml:space="preserve">The script provided as part of the course, was very comprehensive and well-articulated, and played a </w:t>
-      </w:r>
-      <w:r>
-        <w:rPr>
-          <w:rFonts w:ascii="Garamond" w:hAnsi="Garamond"/>
-          <w:sz w:val="24"/>
-          <w:szCs w:val="24"/>
-          <w:highlight w:val="yellow"/>
-        </w:rPr>
-        <w:t>significant</w:t>
-      </w:r>
-      <w:r>
-        <w:rPr>
-          <w:rFonts w:ascii="Garamond" w:hAnsi="Garamond"/>
-          <w:sz w:val="24"/>
-          <w:szCs w:val="24"/>
-          <w:highlight w:val="yellow"/>
-        </w:rPr>
-        <w:t xml:space="preserve"> role in understanding the mathematical concepts.</w:t>
-      </w:r>
-    </w:p>
-    <w:p>
-      <w:pPr>
-        <w:jc w:val="both"/>
-        <w:rPr>
-          <w:rFonts w:ascii="Garamond" w:hAnsi="Garamond"/>
-          <w:sz w:val="24"/>
-          <w:szCs w:val="24"/>
-          <w:highlight w:val="yellow"/>
-        </w:rPr>
-      </w:pPr>
-      <w:r>
-        <w:rPr>
-          <w:rFonts w:ascii="Garamond" w:hAnsi="Garamond"/>
-          <w:sz w:val="24"/>
-          <w:szCs w:val="24"/>
-          <w:highlight w:val="yellow"/>
-        </w:rPr>
-        <w:t xml:space="preserve">I also want to acknowledge her feedbacks during the presentation on July 10, 2024 and her </w:t>
-      </w:r>
-      <w:r>
-        <w:rPr>
-          <w:rFonts w:ascii="Garamond" w:hAnsi="Garamond"/>
-          <w:sz w:val="24"/>
-          <w:szCs w:val="24"/>
-          <w:highlight w:val="yellow"/>
-        </w:rPr>
-        <w:t xml:space="preserve">detailed </w:t>
-      </w:r>
-      <w:r>
-        <w:rPr>
-          <w:rFonts w:ascii="Garamond" w:hAnsi="Garamond"/>
-          <w:sz w:val="24"/>
-          <w:szCs w:val="24"/>
-          <w:highlight w:val="yellow"/>
-        </w:rPr>
-        <w:t>clarifications over emails to my queries, which has helped me making this report more structured and cohesive.</w:t>
-      </w:r>
     </w:p>
     <w:p>
       <w:pPr>
@@ -412,27 +197,8 @@
           <w:rFonts w:ascii="Garamond" w:hAnsi="Garamond"/>
           <w:sz w:val="24"/>
           <w:szCs w:val="24"/>
-          <w:highlight w:val="yellow"/>
-        </w:rPr>
-        <w:t xml:space="preserve">I also want to express my thanks to Mike Nguyen, M.Sc., for his efforts </w:t>
-      </w:r>
-      <w:r>
-        <w:rPr>
-          <w:rFonts w:ascii="Garamond" w:hAnsi="Garamond"/>
-          <w:sz w:val="24"/>
-          <w:szCs w:val="24"/>
-          <w:highlight w:val="yellow"/>
-        </w:rPr>
-        <w:t xml:space="preserve">and explanations </w:t>
-      </w:r>
-      <w:r>
-        <w:rPr>
-          <w:rFonts w:ascii="Garamond" w:hAnsi="Garamond"/>
-          <w:sz w:val="24"/>
-          <w:szCs w:val="24"/>
-          <w:highlight w:val="yellow"/>
-        </w:rPr>
-        <w:t>during the exercise classes.</w:t>
+        </w:rPr>
+        <w:t>Lorem Ipsum</w:t>
       </w:r>
     </w:p>
     <w:bookmarkStart w:id="0" w:name="_Toc183771689" w:displacedByCustomXml="next"/>
@@ -440,6 +206,8 @@
       <w:sdtPr>
         <w:rPr>
           <w:rFonts w:asciiTheme="minorHAnsi" w:eastAsiaTheme="minorHAnsi" w:hAnsiTheme="minorHAnsi" w:cstheme="minorBidi"/>
+          <w:b w:val="0"/>
+          <w:bCs w:val="0"/>
           <w:sz w:val="22"/>
           <w:szCs w:val="22"/>
         </w:rPr>
@@ -1150,174 +918,6 @@
         <w:jc w:val="both"/>
         <w:rPr>
           <w:rFonts w:ascii="Garamond" w:hAnsi="Garamond"/>
-          <w:sz w:val="24"/>
-          <w:szCs w:val="24"/>
-          <w:highlight w:val="yellow"/>
-        </w:rPr>
-      </w:pPr>
-      <w:r>
-        <w:rPr>
-          <w:rFonts w:ascii="Garamond" w:hAnsi="Garamond"/>
-          <w:sz w:val="24"/>
-          <w:szCs w:val="24"/>
-          <w:highlight w:val="yellow"/>
-        </w:rPr>
-        <w:t>This report, aimed to illustrate the fundamental ideas and core concepts covered in the "Probability and Statistical Methods for Data Science" course, explores the crucial role that mathematical principles play in data science, with a special focus on Gradient Descent, one of the most important and commonly used optimization algorithms across machine learning. The course covers a broad range of topics, all based on rigorous mathematical frameworks, such as statistical learning theory, linear regression, regularization strategies, and other machine learning models.</w:t>
-      </w:r>
-    </w:p>
-    <w:p>
-      <w:pPr>
-        <w:jc w:val="both"/>
-        <w:rPr>
-          <w:rFonts w:ascii="Garamond" w:hAnsi="Garamond"/>
-          <w:sz w:val="24"/>
-          <w:szCs w:val="24"/>
-          <w:highlight w:val="yellow"/>
-        </w:rPr>
-      </w:pPr>
-      <w:r>
-        <w:rPr>
-          <w:rFonts w:ascii="Garamond" w:hAnsi="Garamond"/>
-          <w:sz w:val="24"/>
-          <w:szCs w:val="24"/>
-          <w:highlight w:val="yellow"/>
-        </w:rPr>
-        <w:t>The primary task in this report examines the behavior of the Gradient Descent Estimator in an ordinary linear model</w:t>
-      </w:r>
-      <w:r>
-        <w:rPr>
-          <w:rFonts w:ascii="Garamond" w:hAnsi="Garamond"/>
-          <w:sz w:val="24"/>
-          <w:szCs w:val="24"/>
-          <w:highlight w:val="yellow"/>
-        </w:rPr>
-        <w:t>, which</w:t>
-      </w:r>
-      <w:r>
-        <w:rPr>
-          <w:rFonts w:ascii="Garamond" w:hAnsi="Garamond"/>
-          <w:sz w:val="24"/>
-          <w:szCs w:val="24"/>
-          <w:highlight w:val="yellow"/>
-        </w:rPr>
-        <w:t xml:space="preserve"> involves simulating a design matrix to reflect real-world scenarios. The objective is to analyze how effectively Gradient Descent can estimate the parameters by minimizing the mean squared error (MSE) and comparing its performance with the Ordinary Least Squares (OLS) estimator.</w:t>
-      </w:r>
-    </w:p>
-    <w:p>
-      <w:pPr>
-        <w:jc w:val="both"/>
-        <w:rPr>
-          <w:rFonts w:ascii="Garamond" w:hAnsi="Garamond"/>
-          <w:sz w:val="24"/>
-          <w:szCs w:val="24"/>
-          <w:highlight w:val="yellow"/>
-        </w:rPr>
-      </w:pPr>
-      <w:r>
-        <w:rPr>
-          <w:rFonts w:ascii="Garamond" w:hAnsi="Garamond"/>
-          <w:sz w:val="24"/>
-          <w:szCs w:val="24"/>
-          <w:highlight w:val="yellow"/>
-        </w:rPr>
-        <w:t xml:space="preserve">The report goes over the in-depth mathematical principles </w:t>
-      </w:r>
-      <w:r>
-        <w:rPr>
-          <w:rFonts w:ascii="Garamond" w:hAnsi="Garamond"/>
-          <w:sz w:val="24"/>
-          <w:szCs w:val="24"/>
-          <w:highlight w:val="yellow"/>
-        </w:rPr>
-        <w:t>behind</w:t>
-      </w:r>
-      <w:r>
-        <w:rPr>
-          <w:rFonts w:ascii="Garamond" w:hAnsi="Garamond"/>
-          <w:sz w:val="24"/>
-          <w:szCs w:val="24"/>
-          <w:highlight w:val="yellow"/>
-        </w:rPr>
-        <w:t xml:space="preserve"> gradient descent algorithms, OLS estimators, and linear models. It explores the </w:t>
-      </w:r>
-      <w:r>
-        <w:rPr>
-          <w:rFonts w:ascii="Garamond" w:hAnsi="Garamond"/>
-          <w:sz w:val="24"/>
-          <w:szCs w:val="24"/>
-          <w:highlight w:val="yellow"/>
-        </w:rPr>
-        <w:t xml:space="preserve">closed form solution and the </w:t>
-      </w:r>
-      <w:r>
-        <w:rPr>
-          <w:rFonts w:ascii="Garamond" w:hAnsi="Garamond"/>
-          <w:sz w:val="24"/>
-          <w:szCs w:val="24"/>
-          <w:highlight w:val="yellow"/>
-        </w:rPr>
-        <w:t xml:space="preserve">risk decomposition in a given design context, </w:t>
-      </w:r>
-      <w:r>
-        <w:rPr>
-          <w:rFonts w:ascii="Garamond" w:hAnsi="Garamond"/>
-          <w:sz w:val="24"/>
-          <w:szCs w:val="24"/>
-          <w:highlight w:val="yellow"/>
-        </w:rPr>
-        <w:t>for both gradient descent and OLS estimator</w:t>
-      </w:r>
-      <w:r>
-        <w:rPr>
-          <w:rFonts w:ascii="Garamond" w:hAnsi="Garamond"/>
-          <w:sz w:val="24"/>
-          <w:szCs w:val="24"/>
-          <w:highlight w:val="yellow"/>
-        </w:rPr>
-        <w:t xml:space="preserve">. This theoretical framework lays the groundwork for </w:t>
-      </w:r>
-      <w:r>
-        <w:rPr>
-          <w:rFonts w:ascii="Garamond" w:hAnsi="Garamond"/>
-          <w:sz w:val="24"/>
-          <w:szCs w:val="24"/>
-          <w:highlight w:val="yellow"/>
-        </w:rPr>
-        <w:t xml:space="preserve">presenting </w:t>
-      </w:r>
-      <w:r>
-        <w:rPr>
-          <w:rFonts w:ascii="Garamond" w:hAnsi="Garamond"/>
-          <w:sz w:val="24"/>
-          <w:szCs w:val="24"/>
-          <w:highlight w:val="yellow"/>
-        </w:rPr>
-        <w:t xml:space="preserve">a </w:t>
-      </w:r>
-      <w:r>
-        <w:rPr>
-          <w:rFonts w:ascii="Garamond" w:hAnsi="Garamond"/>
-          <w:sz w:val="24"/>
-          <w:szCs w:val="24"/>
-          <w:highlight w:val="yellow"/>
-        </w:rPr>
-        <w:t>detailed</w:t>
-      </w:r>
-      <w:r>
-        <w:rPr>
-          <w:rFonts w:ascii="Garamond" w:hAnsi="Garamond"/>
-          <w:sz w:val="24"/>
-          <w:szCs w:val="24"/>
-          <w:highlight w:val="yellow"/>
-        </w:rPr>
-        <w:t xml:space="preserve"> task solution, which is followed by an analysis of the outcomes and a thorough comparison of our empirical observations with theoretical expectations.</w:t>
-      </w:r>
-    </w:p>
-    <w:p>
-      <w:pPr>
-        <w:jc w:val="both"/>
-        <w:rPr>
-          <w:rFonts w:ascii="Garamond" w:hAnsi="Garamond"/>
           <w:sz w:val="28"/>
           <w:szCs w:val="28"/>
         </w:rPr>
@@ -1327,17 +927,8 @@
           <w:rFonts w:ascii="Garamond" w:hAnsi="Garamond"/>
           <w:sz w:val="24"/>
           <w:szCs w:val="24"/>
-          <w:highlight w:val="yellow"/>
-        </w:rPr>
-        <w:t>This report also highlights the value of mathematics in data science and machine learning. It emphasizes the need of a solid mathematical basis for creating dependable, precise, and effective data science solutions aimed for complex real-world problems, setting the platform for a successful career in this field.</w:t>
-      </w:r>
-      <w:r>
-        <w:rPr>
-          <w:rFonts w:ascii="Garamond" w:hAnsi="Garamond"/>
-          <w:sz w:val="28"/>
-          <w:szCs w:val="28"/>
-        </w:rPr>
-        <w:t xml:space="preserve"> </w:t>
+        </w:rPr>
+        <w:t>Lorem Ipsum</w:t>
       </w:r>
       <w:r>
         <w:rPr>
@@ -1459,45 +1050,8 @@
           <w:rFonts w:ascii="Garamond" w:hAnsi="Garamond"/>
           <w:sz w:val="24"/>
           <w:szCs w:val="24"/>
-          <w:highlight w:val="yellow"/>
-        </w:rPr>
-        <w:t xml:space="preserve">This report begins with an analysis of the task involving Gradient Descent (GD) from the course "Probability and Statistical Methods for Data Science." The task will serve as a springboard to discuss the </w:t>
-      </w:r>
-      <w:r>
-        <w:rPr>
-          <w:rFonts w:ascii="Garamond" w:hAnsi="Garamond"/>
-          <w:sz w:val="24"/>
-          <w:szCs w:val="24"/>
-          <w:highlight w:val="yellow"/>
-        </w:rPr>
-        <w:t xml:space="preserve">mathematical concepts in greater detail, as well as the </w:t>
-      </w:r>
-      <w:r>
-        <w:rPr>
-          <w:rFonts w:ascii="Garamond" w:hAnsi="Garamond"/>
-          <w:sz w:val="24"/>
-          <w:szCs w:val="24"/>
-          <w:highlight w:val="yellow"/>
-        </w:rPr>
-        <w:t>broader themes of the course, including its impact on my understanding of data science, my expectations and reflections, and the role of mathematics in the field</w:t>
-      </w:r>
-      <w:r>
-        <w:rPr>
-          <w:rFonts w:ascii="Garamond" w:hAnsi="Garamond"/>
-          <w:sz w:val="24"/>
-          <w:szCs w:val="24"/>
-          <w:highlight w:val="yellow"/>
-        </w:rPr>
-        <w:t xml:space="preserve"> of data science</w:t>
-      </w:r>
-      <w:r>
-        <w:rPr>
-          <w:rFonts w:ascii="Garamond" w:hAnsi="Garamond"/>
-          <w:sz w:val="24"/>
-          <w:szCs w:val="24"/>
-          <w:highlight w:val="yellow"/>
-        </w:rPr>
-        <w:t>.</w:t>
+        </w:rPr>
+        <w:t>Lorem Ipsum</w:t>
       </w:r>
     </w:p>
     <w:p>
@@ -1796,15 +1350,7 @@
                   <w:sz w:val="24"/>
                   <w:szCs w:val="24"/>
                 </w:rPr>
-                <m:t>t</m:t>
-              </m:r>
-              <m:r>
-                <w:rPr>
-                  <w:rFonts w:ascii="Cambria Math" w:hAnsi="Cambria Math"/>
-                  <w:sz w:val="24"/>
-                  <w:szCs w:val="24"/>
-                </w:rPr>
-                <m:t>est</m:t>
+                <m:t>test</m:t>
               </m:r>
             </m:sub>
           </m:sSub>
@@ -1897,15 +1443,7 @@
                   <w:sz w:val="24"/>
                   <w:szCs w:val="24"/>
                 </w:rPr>
-                <m:t>Y|</m:t>
-              </m:r>
-              <m:r>
-                <w:rPr>
-                  <w:rFonts w:ascii="Cambria Math" w:hAnsi="Cambria Math"/>
-                  <w:sz w:val="24"/>
-                  <w:szCs w:val="24"/>
-                </w:rPr>
-                <m:t>X</m:t>
+                <m:t>Y|X</m:t>
               </m:r>
             </m:e>
           </m:d>
@@ -1970,15 +1508,7 @@
                   <w:sz w:val="24"/>
                   <w:szCs w:val="24"/>
                 </w:rPr>
-                <m:t>Y|</m:t>
-              </m:r>
-              <m:r>
-                <w:rPr>
-                  <w:rFonts w:ascii="Cambria Math" w:hAnsi="Cambria Math"/>
-                  <w:sz w:val="24"/>
-                  <w:szCs w:val="24"/>
-                </w:rPr>
-                <m:t>X</m:t>
+                <m:t>Y|X</m:t>
               </m:r>
             </m:e>
           </m:d>
@@ -2254,15 +1784,7 @@
                 <w:sz w:val="24"/>
                 <w:szCs w:val="24"/>
               </w:rPr>
-              <m:t>X</m:t>
-            </m:r>
-            <m:r>
-              <w:rPr>
-                <w:rFonts w:ascii="Cambria Math" w:hAnsi="Cambria Math"/>
-                <w:sz w:val="24"/>
-                <w:szCs w:val="24"/>
-              </w:rPr>
-              <m:t>, Y</m:t>
+              <m:t>X, Y</m:t>
             </m:r>
           </m:e>
         </m:d>
@@ -2493,10 +2015,7 @@
       </w:pPr>
       <w:bookmarkStart w:id="6" w:name="_Toc183771693"/>
       <w:r>
-        <w:t xml:space="preserve">Overview: </w:t>
-      </w:r>
-      <w:r>
-        <w:t>Kernel Methods</w:t>
+        <w:t>Overview: Kernel Methods</w:t>
       </w:r>
       <w:bookmarkEnd w:id="6"/>
     </w:p>
@@ -2608,15 +2127,7 @@
             <w:sz w:val="24"/>
             <w:szCs w:val="24"/>
           </w:rPr>
-          <m:t>ϕ</m:t>
-        </m:r>
-        <m:r>
-          <w:rPr>
-            <w:rFonts w:ascii="Cambria Math" w:eastAsiaTheme="minorEastAsia" w:hAnsi="Cambria Math"/>
-            <w:sz w:val="24"/>
-            <w:szCs w:val="24"/>
-          </w:rPr>
-          <m:t>(X)</m:t>
+          <m:t>ϕ(X)</m:t>
         </m:r>
       </m:oMath>
       <w:r>
@@ -2708,7 +2219,6 @@
               <w:sz w:val="24"/>
               <w:szCs w:val="24"/>
             </w:rPr>
-            <w:lastRenderedPageBreak/>
             <m:t>k</m:t>
           </m:r>
           <m:d>
@@ -3045,6 +2555,87 @@
           </w:rPr>
           <m:t>=</m:t>
         </m:r>
+        <m:r>
+          <w:rPr>
+            <w:rFonts w:ascii="Cambria Math" w:eastAsiaTheme="minorEastAsia" w:hAnsi="Cambria Math"/>
+            <w:sz w:val="24"/>
+            <w:szCs w:val="24"/>
+            <w:lang w:val="de-DE"/>
+          </w:rPr>
+          <m:t xml:space="preserve"> </m:t>
+        </m:r>
+        <m:sSup>
+          <m:sSupPr>
+            <m:ctrlPr>
+              <w:rPr>
+                <w:rFonts w:ascii="Cambria Math" w:eastAsiaTheme="minorEastAsia" w:hAnsi="Cambria Math"/>
+                <w:i/>
+                <w:iCs/>
+                <w:sz w:val="24"/>
+                <w:szCs w:val="24"/>
+                <w:lang w:val="de-DE"/>
+              </w:rPr>
+            </m:ctrlPr>
+          </m:sSupPr>
+          <m:e>
+            <m:r>
+              <w:rPr>
+                <w:rFonts w:ascii="Cambria Math" w:eastAsiaTheme="minorEastAsia" w:hAnsi="Cambria Math"/>
+                <w:sz w:val="24"/>
+                <w:szCs w:val="24"/>
+                <w:lang w:val="de-DE"/>
+              </w:rPr>
+              <m:t>X</m:t>
+            </m:r>
+          </m:e>
+          <m:sup>
+            <m:r>
+              <w:rPr>
+                <w:rFonts w:ascii="Cambria Math" w:eastAsiaTheme="minorEastAsia" w:hAnsi="Cambria Math"/>
+                <w:sz w:val="24"/>
+                <w:szCs w:val="24"/>
+                <w:lang w:val="de-DE"/>
+              </w:rPr>
+              <m:t>T</m:t>
+            </m:r>
+          </m:sup>
+        </m:sSup>
+        <m:sSup>
+          <m:sSupPr>
+            <m:ctrlPr>
+              <w:rPr>
+                <w:rFonts w:ascii="Cambria Math" w:eastAsiaTheme="minorEastAsia" w:hAnsi="Cambria Math"/>
+                <w:i/>
+                <w:iCs/>
+                <w:sz w:val="24"/>
+                <w:szCs w:val="24"/>
+                <w:lang w:val="de-DE"/>
+              </w:rPr>
+            </m:ctrlPr>
+          </m:sSupPr>
+          <m:e>
+            <m:r>
+              <w:rPr>
+                <w:rFonts w:ascii="Cambria Math" w:eastAsiaTheme="minorEastAsia" w:hAnsi="Cambria Math"/>
+                <w:sz w:val="24"/>
+                <w:szCs w:val="24"/>
+                <w:lang w:val="de-DE"/>
+              </w:rPr>
+              <m:t>X</m:t>
+            </m:r>
+          </m:e>
+          <m:sup>
+            <m:r>
+              <w:rPr>
+                <w:rFonts w:ascii="Cambria Math" w:eastAsiaTheme="minorEastAsia" w:hAnsi="Cambria Math"/>
+                <w:sz w:val="24"/>
+                <w:szCs w:val="24"/>
+                <w:lang w:val="de-DE"/>
+              </w:rPr>
+              <m:t>'</m:t>
+            </m:r>
+          </m:sup>
+        </m:sSup>
       </m:oMath>
     </w:p>
     <w:p>
@@ -3071,6 +2662,7 @@
           <w:sz w:val="24"/>
           <w:szCs w:val="24"/>
         </w:rPr>
+        <w:lastRenderedPageBreak/>
         <w:t>Radial Basis Function (RBF) kernel</w:t>
       </w:r>
       <w:r>
@@ -3119,15 +2711,7 @@
                 <w:sz w:val="24"/>
                 <w:szCs w:val="24"/>
               </w:rPr>
-              <m:t>X</m:t>
-            </m:r>
-            <m:r>
-              <w:rPr>
-                <w:rFonts w:ascii="Cambria Math" w:eastAsiaTheme="minorEastAsia" w:hAnsi="Cambria Math"/>
-                <w:sz w:val="24"/>
-                <w:szCs w:val="24"/>
-              </w:rPr>
-              <m:t xml:space="preserve">, </m:t>
+              <m:t xml:space="preserve">X, </m:t>
             </m:r>
             <m:sSup>
               <m:sSupPr>
@@ -3955,15 +3539,7 @@
             <w:sz w:val="24"/>
             <w:szCs w:val="24"/>
           </w:rPr>
-          <m:t>l</m:t>
-        </m:r>
-        <m:r>
-          <w:rPr>
-            <w:rFonts w:ascii="Cambria Math" w:eastAsiaTheme="minorEastAsia" w:hAnsi="Cambria Math"/>
-            <w:sz w:val="24"/>
-            <w:szCs w:val="24"/>
-          </w:rPr>
-          <m:t>(⋅ , ⋅)</m:t>
+          <m:t>l(⋅ , ⋅)</m:t>
         </m:r>
       </m:oMath>
       <w:r>
@@ -4504,7 +4080,7 @@
                                   <w:sz w:val="24"/>
                                   <w:szCs w:val="24"/>
                                 </w:rPr>
-                                <m:t>Y=</m:t>
+                                <m:t>Y</m:t>
                               </m:r>
                               <m:r>
                                 <m:rPr>
@@ -4515,7 +4091,7 @@
                                   <w:sz w:val="24"/>
                                   <w:szCs w:val="24"/>
                                 </w:rPr>
-                                <m:t>R</m:t>
+                                <m:t>=R</m:t>
                               </m:r>
                             </m:oMath>
                             <w:r>
@@ -5383,7 +4959,7 @@
                             <w:sz w:val="24"/>
                             <w:szCs w:val="24"/>
                           </w:rPr>
-                          <m:t>Y=</m:t>
+                          <m:t>Y</m:t>
                         </m:r>
                         <m:r>
                           <m:rPr>
@@ -5394,7 +4970,7 @@
                             <w:sz w:val="24"/>
                             <w:szCs w:val="24"/>
                           </w:rPr>
-                          <m:t>R</m:t>
+                          <m:t>=R</m:t>
                         </m:r>
                       </m:oMath>
                       <w:r>
@@ -6022,15 +5598,7 @@
                 <w:sz w:val="24"/>
                 <w:szCs w:val="24"/>
               </w:rPr>
-              <m:t>t</m:t>
-            </m:r>
-            <m:r>
-              <w:rPr>
-                <w:rFonts w:ascii="Cambria Math" w:eastAsiaTheme="minorEastAsia" w:hAnsi="Cambria Math"/>
-                <w:sz w:val="24"/>
-                <w:szCs w:val="24"/>
-              </w:rPr>
-              <m:t>est</m:t>
+              <m:t>test</m:t>
             </m:r>
           </m:sub>
         </m:sSub>
@@ -6095,15 +5663,7 @@
                 <w:sz w:val="24"/>
                 <w:szCs w:val="24"/>
               </w:rPr>
-              <m:t>t</m:t>
-            </m:r>
-            <m:r>
-              <w:rPr>
-                <w:rFonts w:ascii="Cambria Math" w:eastAsiaTheme="minorEastAsia" w:hAnsi="Cambria Math"/>
-                <w:sz w:val="24"/>
-                <w:szCs w:val="24"/>
-              </w:rPr>
-              <m:t>rain</m:t>
+              <m:t>train</m:t>
             </m:r>
           </m:sub>
         </m:sSub>
@@ -6465,15 +6025,7 @@
               <w:sz w:val="24"/>
               <w:szCs w:val="24"/>
             </w:rPr>
-            <m:t>=</m:t>
-          </m:r>
-          <m:r>
-            <w:rPr>
-              <w:rFonts w:ascii="Cambria Math" w:eastAsiaTheme="minorEastAsia" w:hAnsi="Cambria Math"/>
-              <w:sz w:val="24"/>
-              <w:szCs w:val="24"/>
-            </w:rPr>
-            <m:t xml:space="preserve"> </m:t>
+            <m:t xml:space="preserve">= </m:t>
           </m:r>
           <m:f>
             <m:fPr>
@@ -6529,15 +6081,7 @@
                   <w:sz w:val="24"/>
                   <w:szCs w:val="24"/>
                 </w:rPr>
-                <m:t>i</m:t>
-              </m:r>
-              <m:r>
-                <w:rPr>
-                  <w:rFonts w:ascii="Cambria Math" w:eastAsiaTheme="minorEastAsia" w:hAnsi="Cambria Math"/>
-                  <w:sz w:val="24"/>
-                  <w:szCs w:val="24"/>
-                </w:rPr>
-                <m:t>=1</m:t>
+                <m:t>i=1</m:t>
               </m:r>
             </m:sub>
             <m:sup>
@@ -6595,14 +6139,6 @@
                 </m:sub>
               </m:sSub>
               <m:r>
-                <w:rPr>
-                  <w:rFonts w:ascii="Cambria Math" w:eastAsiaTheme="minorEastAsia" w:hAnsi="Cambria Math"/>
-                  <w:sz w:val="24"/>
-                  <w:szCs w:val="24"/>
-                </w:rPr>
-                <m:t>)</m:t>
-              </m:r>
-              <m:r>
                 <m:rPr>
                   <m:scr m:val="script"/>
                 </m:rPr>
@@ -6611,7 +6147,7 @@
                   <w:sz w:val="24"/>
                   <w:szCs w:val="24"/>
                 </w:rPr>
-                <m:t>l(</m:t>
+                <m:t>)l(</m:t>
               </m:r>
               <m:sSub>
                 <m:sSubPr>
@@ -6691,15 +6227,7 @@
                   <w:sz w:val="24"/>
                   <w:szCs w:val="24"/>
                 </w:rPr>
-                <m:t>))</m:t>
-              </m:r>
-              <m:r>
-                <w:rPr>
-                  <w:rFonts w:ascii="Cambria Math" w:eastAsiaTheme="minorEastAsia" w:hAnsi="Cambria Math"/>
-                  <w:sz w:val="24"/>
-                  <w:szCs w:val="24"/>
-                </w:rPr>
-                <m:t xml:space="preserve"> </m:t>
+                <m:t xml:space="preserve">)) </m:t>
               </m:r>
             </m:e>
           </m:nary>
@@ -6726,19 +6254,10 @@
     </w:p>
     <w:p>
       <w:pPr>
-        <w:jc w:val="both"/>
-        <w:rPr>
-          <w:rFonts w:ascii="Garamond" w:eastAsiaTheme="minorEastAsia" w:hAnsi="Garamond"/>
-          <w:sz w:val="24"/>
-          <w:szCs w:val="24"/>
-        </w:rPr>
-      </w:pPr>
-    </w:p>
-    <w:p>
-      <w:pPr>
         <w:pStyle w:val="Heading3"/>
       </w:pPr>
       <w:r>
+        <w:lastRenderedPageBreak/>
         <w:t>Kernel Ridge Regression under</w:t>
       </w:r>
       <w:r>
@@ -7046,15 +6565,7 @@
                               <w:sz w:val="24"/>
                               <w:szCs w:val="24"/>
                             </w:rPr>
-                            <m:t>i</m:t>
-                          </m:r>
-                          <m:r>
-                            <w:rPr>
-                              <w:rFonts w:ascii="Cambria Math" w:eastAsiaTheme="minorEastAsia" w:hAnsi="Cambria Math"/>
-                              <w:sz w:val="24"/>
-                              <w:szCs w:val="24"/>
-                            </w:rPr>
-                            <m:t>=1</m:t>
+                            <m:t>i=1</m:t>
                           </m:r>
                         </m:sub>
                         <m:sup>
@@ -7127,23 +6638,7 @@
                                   <w:sz w:val="24"/>
                                   <w:szCs w:val="24"/>
                                 </w:rPr>
-                                <m:t>-</m:t>
-                              </m:r>
-                              <m:r>
-                                <w:rPr>
-                                  <w:rFonts w:ascii="Cambria Math" w:eastAsiaTheme="minorEastAsia" w:hAnsi="Cambria Math"/>
-                                  <w:sz w:val="24"/>
-                                  <w:szCs w:val="24"/>
-                                </w:rPr>
-                                <m:t>f</m:t>
-                              </m:r>
-                              <m:r>
-                                <w:rPr>
-                                  <w:rFonts w:ascii="Cambria Math" w:eastAsiaTheme="minorEastAsia" w:hAnsi="Cambria Math"/>
-                                  <w:sz w:val="24"/>
-                                  <w:szCs w:val="24"/>
-                                </w:rPr>
-                                <m:t>(</m:t>
+                                <m:t>-f(</m:t>
                               </m:r>
                               <m:sSub>
                                 <m:sSubPr>
@@ -7312,15 +6807,7 @@
             <w:sz w:val="24"/>
             <w:szCs w:val="24"/>
           </w:rPr>
-          <m:t>λ</m:t>
-        </m:r>
-        <m:r>
-          <w:rPr>
-            <w:rFonts w:ascii="Cambria Math" w:eastAsiaTheme="minorEastAsia" w:hAnsi="Cambria Math"/>
-            <w:sz w:val="24"/>
-            <w:szCs w:val="24"/>
-          </w:rPr>
-          <m:t>&gt;0</m:t>
+          <m:t>λ&gt;0</m:t>
         </m:r>
       </m:oMath>
       <w:r>
@@ -7623,15 +7110,7 @@
                                   <w:sz w:val="24"/>
                                   <w:szCs w:val="24"/>
                                 </w:rPr>
-                                <m:t>)</m:t>
-                              </m:r>
-                              <m:r>
-                                <w:rPr>
-                                  <w:rFonts w:ascii="Cambria Math" w:eastAsiaTheme="minorEastAsia" w:hAnsi="Cambria Math"/>
-                                  <w:sz w:val="24"/>
-                                  <w:szCs w:val="24"/>
-                                </w:rPr>
-                                <m:t>(</m:t>
+                                <m:t>)(</m:t>
                               </m:r>
                               <m:sSub>
                                 <m:sSubPr>
@@ -8082,14 +7561,6 @@
           </m:e>
         </m:d>
         <m:r>
-          <w:rPr>
-            <w:rFonts w:ascii="Cambria Math" w:eastAsiaTheme="minorEastAsia" w:hAnsi="Cambria Math"/>
-            <w:sz w:val="24"/>
-            <w:szCs w:val="24"/>
-          </w:rPr>
-          <m:t xml:space="preserve">, …, </m:t>
-        </m:r>
-        <m:r>
           <m:rPr>
             <m:scr m:val="script"/>
           </m:rPr>
@@ -8098,7 +7569,7 @@
             <w:sz w:val="24"/>
             <w:szCs w:val="24"/>
           </w:rPr>
-          <m:t>w(</m:t>
+          <m:t>, …, w(</m:t>
         </m:r>
         <m:sSub>
           <m:sSubPr>
@@ -8138,15 +7609,7 @@
             <w:sz w:val="24"/>
             <w:szCs w:val="24"/>
           </w:rPr>
-          <m:t>)</m:t>
-        </m:r>
-        <m:r>
-          <w:rPr>
-            <w:rFonts w:ascii="Cambria Math" w:eastAsiaTheme="minorEastAsia" w:hAnsi="Cambria Math"/>
-            <w:sz w:val="24"/>
-            <w:szCs w:val="24"/>
-          </w:rPr>
-          <m:t>)</m:t>
+          <m:t>))</m:t>
         </m:r>
       </m:oMath>
       <w:r>
@@ -8729,15 +8192,7 @@
                 <w:sz w:val="24"/>
                 <w:szCs w:val="24"/>
               </w:rPr>
-              <m:t>t</m:t>
-            </m:r>
-            <m:r>
-              <w:rPr>
-                <w:rFonts w:ascii="Cambria Math" w:eastAsiaTheme="minorEastAsia" w:hAnsi="Cambria Math"/>
-                <w:sz w:val="24"/>
-                <w:szCs w:val="24"/>
-              </w:rPr>
-              <m:t>est</m:t>
+              <m:t>test</m:t>
             </m:r>
           </m:sub>
         </m:sSub>
@@ -8931,7 +8386,6 @@
         <w:pStyle w:val="Heading3"/>
       </w:pPr>
       <w:r>
-        <w:lastRenderedPageBreak/>
         <w:t>Self-Attention for Kernel Methods under Covariate Shift</w:t>
       </w:r>
     </w:p>
@@ -9019,7 +8473,16 @@
           <w:sz w:val="24"/>
           <w:szCs w:val="24"/>
         </w:rPr>
-        <w:t xml:space="preserve"> are learned dynamically along with the model parameters. This can be formulated as a joint optimization problem, where the objective is to minimize the empirical loss with respect to both the regression function </w:t>
+        <w:t xml:space="preserve"> are learned dynamically along with the model parameters. This can be formulated as a joint optimization problem, where the objective is to minimize the empirical loss with respect to both </w:t>
+      </w:r>
+      <w:r>
+        <w:rPr>
+          <w:rFonts w:ascii="Garamond" w:eastAsiaTheme="minorEastAsia" w:hAnsi="Garamond"/>
+          <w:sz w:val="24"/>
+          <w:szCs w:val="24"/>
+        </w:rPr>
+        <w:lastRenderedPageBreak/>
+        <w:t xml:space="preserve">the regression function </w:t>
       </w:r>
       <m:oMath>
         <m:r>
@@ -9534,15 +8997,7 @@
                       <w:sz w:val="24"/>
                       <w:szCs w:val="24"/>
                     </w:rPr>
-                    <m:t>+</m:t>
-                  </m:r>
-                  <m:r>
-                    <w:rPr>
-                      <w:rFonts w:ascii="Cambria Math" w:eastAsiaTheme="minorEastAsia" w:hAnsi="Cambria Math"/>
-                      <w:sz w:val="24"/>
-                      <w:szCs w:val="24"/>
-                    </w:rPr>
-                    <m:t>λ</m:t>
+                    <m:t>+λ</m:t>
                   </m:r>
                   <m:sSubSup>
                     <m:sSubSupPr>
@@ -15569,6 +15024,7 @@
   <w:style w:type="character" w:default="1" w:styleId="DefaultParagraphFont">
     <w:name w:val="Default Paragraph Font"/>
     <w:uiPriority w:val="1"/>
+    <w:semiHidden/>
     <w:unhideWhenUsed/>
   </w:style>
   <w:style w:type="table" w:default="1" w:styleId="TableNormal">

--- a/Final Report/Report.docx
+++ b/Final Report/Report.docx
@@ -2553,16 +2553,7 @@
             <w:szCs w:val="24"/>
             <w:lang w:val="de-DE"/>
           </w:rPr>
-          <m:t>=</m:t>
-        </m:r>
-        <m:r>
-          <w:rPr>
-            <w:rFonts w:ascii="Cambria Math" w:eastAsiaTheme="minorEastAsia" w:hAnsi="Cambria Math"/>
-            <w:sz w:val="24"/>
-            <w:szCs w:val="24"/>
-            <w:lang w:val="de-DE"/>
-          </w:rPr>
-          <m:t xml:space="preserve"> </m:t>
+          <m:t xml:space="preserve">= </m:t>
         </m:r>
         <m:sSup>
           <m:sSupPr>
